--- a/docs/wiki/user-guide.docx
+++ b/docs/wiki/user-guide.docx
@@ -23,7 +23,7 @@
         <w:pStyle w:val="Date"/>
       </w:pPr>
       <w:r>
-        <w:t xml:space="preserve">Version of 2026-10-07</w:t>
+        <w:t xml:space="preserve">Version of 2026-10-08</w:t>
       </w:r>
     </w:p>
     <w:p>
@@ -3373,6 +3373,48 @@
               <w:pStyle w:val="Compact"/>
               <w:jc w:val="left"/>
             </w:pPr>
+            <w:r>
+              <w:rPr>
+                <w:rStyle w:val="VerbatimChar"/>
+              </w:rPr>
+              <w:t xml:space="preserve">status()</w:t>
+            </w:r>
+            <w:r>
+              <w:t xml:space="preserve"> </w:t>
+            </w:r>
+            <w:r>
+              <w:t xml:space="preserve">→</w:t>
+            </w:r>
+            <w:r>
+              <w:t xml:space="preserve"> </w:t>
+            </w:r>
+            <w:r>
+              <w:rPr>
+                <w:rStyle w:val="VerbatimChar"/>
+              </w:rPr>
+              <w:t xml:space="preserve">Home (~)</w:t>
+            </w:r>
+            <w:r>
+              <w:t xml:space="preserve">; then</w:t>
+            </w:r>
+            <w:r>
+              <w:t xml:space="preserve"> </w:t>
+            </w:r>
+            <w:r>
+              <w:rPr>
+                <w:rStyle w:val="VerbatimChar"/>
+              </w:rPr>
+              <w:t xml:space="preserve">biome_quota()</w:t>
+            </w:r>
+            <w:r>
+              <w:t xml:space="preserve"> </w:t>
+            </w:r>
+            <w:r>
+              <w:t xml:space="preserve">and</w:t>
+            </w:r>
+            <w:r>
+              <w:t xml:space="preserve"> </w:t>
+            </w:r>
             <w:r>
               <w:rPr>
                 <w:i/>
@@ -19777,7 +19819,7 @@
         <w:color w:val="666666"/>
         <w:sz w:val="16"/>
       </w:rPr>
-      <w:t xml:space="preserve">BIOME-CALC documentation · version of 2026-10-07</w:t>
+      <w:t xml:space="preserve">BIOME-CALC documentation · version of 2026-10-08</w:t>
     </w:r>
     <w:r>
       <w:rPr>
